--- a/papers/prog report/10 - Progress Report_.docx
+++ b/papers/prog report/10 - Progress Report_.docx
@@ -20,12 +20,12 @@
     </w:p>
     <w:p>
       <w:pPr>
+        <w:spacing w:after="20" w:line="30" w:lineRule="exact"/>
         <w:jc w:val="center"/>
         <w:rPr>
           <w:b/>
           <w:bCs/>
         </w:rPr>
-        <w:spacing w:before="0" w:after="20" w:line="30" w:lineRule="exact"/>
       </w:pPr>
     </w:p>
     <w:p>
@@ -43,7 +43,7 @@
           <w:bCs/>
           <w:u w:val="single"/>
         </w:rPr>
-        <w:t xml:space="preserve">Date Covered: Week 10 (August 3-7, 2026)</w:t>
+        <w:t>Date Covered: Week 10 (August 3-7, 2026)</w:t>
       </w:r>
     </w:p>
     <w:p>
@@ -64,7 +64,7 @@
     <w:tbl>
       <w:tblPr>
         <w:tblStyle w:val="a"/>
-        <w:tblW w:w="10790" w:type="dxa"/>
+        <w:tblW w:w="10795" w:type="dxa"/>
         <w:tblInd w:w="0" w:type="dxa"/>
         <w:tblBorders>
           <w:top w:val="single" w:sz="4" w:space="0" w:color="000000"/>
@@ -74,16 +74,22 @@
           <w:insideH w:val="single" w:sz="4" w:space="0" w:color="000000"/>
           <w:insideV w:val="single" w:sz="4" w:space="0" w:color="000000"/>
         </w:tblBorders>
-        <w:tblLayout w:type="fixed"/>
         <w:tblLook w:val="0400" w:firstRow="0" w:lastRow="0" w:firstColumn="0" w:lastColumn="0" w:noHBand="0" w:noVBand="1"/>
       </w:tblPr>
       <w:tblGrid>
-        <w:gridCol w:w="10790"/>
+        <w:gridCol w:w="10795"/>
       </w:tblGrid>
       <w:tr>
+        <w:trPr>
+          <w:trHeight w:val="58"/>
+        </w:trPr>
         <w:tc>
           <w:tcPr>
-            <w:tcW w:w="10790" w:type="dxa"/>
+            <w:tcW w:w="10795" w:type="dxa"/>
+            <w:tcMar>
+              <w:top w:w="115" w:type="dxa"/>
+              <w:bottom w:w="115" w:type="dxa"/>
+            </w:tcMar>
           </w:tcPr>
           <w:p>
             <w:pPr>
@@ -98,7 +104,7 @@
                 <w:b/>
                 <w:bCs/>
               </w:rPr>
-              <w:t xml:space="preserve">An Integrated Business Intelligence for Sales Forecasting and Inventory Management</w:t>
+              <w:t>An Integrated Business Intelligence for Sales Forecasting and Inventory Management</w:t>
             </w:r>
           </w:p>
         </w:tc>
@@ -106,11 +112,11 @@
     </w:tbl>
     <w:p>
       <w:pPr>
+        <w:spacing w:after="20" w:line="30" w:lineRule="exact"/>
         <w:rPr>
           <w:b/>
           <w:bCs/>
         </w:rPr>
-        <w:spacing w:before="0" w:after="20" w:line="30" w:lineRule="exact"/>
       </w:pPr>
     </w:p>
     <w:p>
@@ -131,7 +137,7 @@
     <w:tbl>
       <w:tblPr>
         <w:tblStyle w:val="a0"/>
-        <w:tblW w:w="10790" w:type="dxa"/>
+        <w:tblW w:w="10795" w:type="dxa"/>
         <w:tblInd w:w="0" w:type="dxa"/>
         <w:tblBorders>
           <w:top w:val="single" w:sz="4" w:space="0" w:color="000000"/>
@@ -141,99 +147,105 @@
           <w:insideH w:val="single" w:sz="4" w:space="0" w:color="000000"/>
           <w:insideV w:val="single" w:sz="4" w:space="0" w:color="000000"/>
         </w:tblBorders>
-        <w:tblLayout w:type="fixed"/>
         <w:tblLook w:val="0400" w:firstRow="0" w:lastRow="0" w:firstColumn="0" w:lastColumn="0" w:noHBand="0" w:noVBand="1"/>
       </w:tblPr>
       <w:tblGrid>
-        <w:gridCol w:w="10790"/>
+        <w:gridCol w:w="10795"/>
       </w:tblGrid>
       <w:tr>
+        <w:trPr>
+          <w:trHeight w:val="576"/>
+        </w:trPr>
         <w:tc>
           <w:tcPr>
-            <w:tcW w:w="10790" w:type="dxa"/>
+            <w:tcW w:w="10795" w:type="dxa"/>
+            <w:tcMar>
+              <w:top w:w="115" w:type="dxa"/>
+              <w:bottom w:w="115" w:type="dxa"/>
+            </w:tcMar>
           </w:tcPr>
-          <w:p xmlns:w="http://schemas.openxmlformats.org/wordprocessingml/2006/main" xmlns:w14="http://schemas.microsoft.com/office/word/2010/wordml">
-            <w:pPr>
-              <w:spacing w:before="0" w:after="0" w:line="190" w:lineRule="auto"/>
+          <w:p>
+            <w:pPr>
               <w:numPr>
                 <w:ilvl w:val="0"/>
                 <w:numId w:val="4"/>
               </w:numPr>
+              <w:spacing w:line="190" w:lineRule="auto"/>
               <w:ind w:left="400" w:hanging="250"/>
               <w:rPr>
-                <w:sz w:val="17"/>
-                <w:szCs w:val="17"/>
-              </w:rPr>
-            </w:pPr>
-            <w:r>
-              <w:rPr>
-                <w:sz w:val="17"/>
-                <w:szCs w:val="17"/>
-              </w:rPr>
-              <w:t xml:space="preserve">Start Capstone 2 and discuss project requirements and schedule.</w:t>
-            </w:r>
-          </w:p>
-          <w:p xmlns:w="http://schemas.openxmlformats.org/wordprocessingml/2006/main" xmlns:w14="http://schemas.microsoft.com/office/word/2010/wordml">
-            <w:pPr>
-              <w:spacing w:before="0" w:after="0" w:line="190" w:lineRule="auto"/>
+                <w:sz w:val="22"/>
+                <w:szCs w:val="22"/>
+              </w:rPr>
+            </w:pPr>
+            <w:r>
+              <w:rPr>
+                <w:sz w:val="22"/>
+                <w:szCs w:val="22"/>
+              </w:rPr>
+              <w:t>Start Capstone 2 and discuss project requirements and schedule.</w:t>
+            </w:r>
+          </w:p>
+          <w:p>
+            <w:pPr>
               <w:numPr>
                 <w:ilvl w:val="0"/>
                 <w:numId w:val="4"/>
               </w:numPr>
+              <w:spacing w:line="190" w:lineRule="auto"/>
               <w:ind w:left="400" w:hanging="250"/>
               <w:rPr>
-                <w:sz w:val="17"/>
-                <w:szCs w:val="17"/>
-              </w:rPr>
-            </w:pPr>
-            <w:r>
-              <w:rPr>
-                <w:sz w:val="17"/>
-                <w:szCs w:val="17"/>
-              </w:rPr>
-              <w:t xml:space="preserve">Welcome new member Fredrick Matthew Pineda and orient him with the project.</w:t>
-            </w:r>
-          </w:p>
-          <w:p xmlns:w="http://schemas.openxmlformats.org/wordprocessingml/2006/main" xmlns:w14="http://schemas.microsoft.com/office/word/2010/wordml">
-            <w:pPr>
-              <w:spacing w:before="0" w:after="0" w:line="190" w:lineRule="auto"/>
+                <w:sz w:val="22"/>
+                <w:szCs w:val="22"/>
+              </w:rPr>
+            </w:pPr>
+            <w:r>
+              <w:rPr>
+                <w:sz w:val="22"/>
+                <w:szCs w:val="22"/>
+              </w:rPr>
+              <w:t>Welcome new member Fredrick Matthew Pineda and orient him with the project.</w:t>
+            </w:r>
+          </w:p>
+          <w:p>
+            <w:pPr>
               <w:numPr>
                 <w:ilvl w:val="0"/>
                 <w:numId w:val="4"/>
               </w:numPr>
+              <w:spacing w:line="190" w:lineRule="auto"/>
               <w:ind w:left="400" w:hanging="250"/>
               <w:rPr>
-                <w:sz w:val="17"/>
-                <w:szCs w:val="17"/>
-              </w:rPr>
-            </w:pPr>
-            <w:r>
-              <w:rPr>
-                <w:sz w:val="17"/>
-                <w:szCs w:val="17"/>
-              </w:rPr>
-              <w:t xml:space="preserve">Update the thesis title to "An Integrated Business Intelligence for Sales Forecasting and Inventory Management".</w:t>
-            </w:r>
-          </w:p>
-          <w:p xmlns:w="http://schemas.openxmlformats.org/wordprocessingml/2006/main" xmlns:w14="http://schemas.microsoft.com/office/word/2010/wordml">
-            <w:pPr>
-              <w:spacing w:before="0" w:after="0" w:line="190" w:lineRule="auto"/>
+                <w:sz w:val="22"/>
+                <w:szCs w:val="22"/>
+              </w:rPr>
+            </w:pPr>
+            <w:r>
+              <w:rPr>
+                <w:sz w:val="22"/>
+                <w:szCs w:val="22"/>
+              </w:rPr>
+              <w:t>Update the thesis title to "An Integrated Business Intelligence for Sales Forecasting and Inventory Management".</w:t>
+            </w:r>
+          </w:p>
+          <w:p>
+            <w:pPr>
               <w:numPr>
                 <w:ilvl w:val="0"/>
                 <w:numId w:val="4"/>
               </w:numPr>
+              <w:spacing w:line="190" w:lineRule="auto"/>
               <w:ind w:left="400" w:hanging="250"/>
               <w:rPr>
-                <w:sz w:val="17"/>
-                <w:szCs w:val="17"/>
-              </w:rPr>
-            </w:pPr>
-            <w:r>
-              <w:rPr>
-                <w:sz w:val="17"/>
-                <w:szCs w:val="17"/>
-              </w:rPr>
-              <w:t xml:space="preserve">Review the panel comments from the proposal defense.</w:t>
+                <w:sz w:val="22"/>
+                <w:szCs w:val="22"/>
+              </w:rPr>
+            </w:pPr>
+            <w:r>
+              <w:rPr>
+                <w:sz w:val="22"/>
+                <w:szCs w:val="22"/>
+              </w:rPr>
+              <w:t>Review the panel comments from the proposal defense.</w:t>
             </w:r>
           </w:p>
         </w:tc>
@@ -241,20 +253,24 @@
     </w:tbl>
     <w:p>
       <w:pPr>
+        <w:spacing w:after="20" w:line="30" w:lineRule="exact"/>
         <w:rPr>
           <w:b/>
           <w:bCs/>
+          <w:sz w:val="22"/>
+          <w:szCs w:val="22"/>
         </w:rPr>
-        <w:spacing w:before="0" w:after="20" w:line="30" w:lineRule="exact"/>
       </w:pPr>
     </w:p>
     <w:p>
       <w:pPr>
+        <w:spacing w:after="20" w:line="30" w:lineRule="exact"/>
         <w:rPr>
           <w:b/>
           <w:bCs/>
+          <w:sz w:val="22"/>
+          <w:szCs w:val="22"/>
         </w:rPr>
-        <w:spacing w:before="0" w:after="20" w:line="30" w:lineRule="exact"/>
       </w:pPr>
     </w:p>
     <w:tbl>
@@ -281,6 +297,10 @@
         <w:tc>
           <w:tcPr>
             <w:tcW w:w="5395" w:type="dxa"/>
+            <w:tcMar>
+              <w:top w:w="115" w:type="dxa"/>
+              <w:bottom w:w="115" w:type="dxa"/>
+            </w:tcMar>
           </w:tcPr>
           <w:p>
             <w:pPr>
@@ -288,12 +308,16 @@
               <w:rPr>
                 <w:b/>
                 <w:bCs/>
-              </w:rPr>
-            </w:pPr>
-            <w:r>
-              <w:rPr>
-                <w:b/>
-                <w:bCs/>
+                <w:sz w:val="22"/>
+                <w:szCs w:val="22"/>
+              </w:rPr>
+            </w:pPr>
+            <w:r>
+              <w:rPr>
+                <w:b/>
+                <w:bCs/>
+                <w:sz w:val="22"/>
+                <w:szCs w:val="22"/>
               </w:rPr>
               <w:t>Specific Tasks</w:t>
             </w:r>
@@ -309,608 +333,710 @@
               <w:rPr>
                 <w:b/>
                 <w:bCs/>
-              </w:rPr>
-            </w:pPr>
-            <w:r>
-              <w:rPr>
-                <w:b/>
-                <w:bCs/>
+                <w:sz w:val="22"/>
+                <w:szCs w:val="22"/>
+              </w:rPr>
+            </w:pPr>
+            <w:r>
+              <w:rPr>
+                <w:b/>
+                <w:bCs/>
+                <w:sz w:val="22"/>
+                <w:szCs w:val="22"/>
               </w:rPr>
               <w:t>Specific Accomplishments</w:t>
             </w:r>
           </w:p>
         </w:tc>
       </w:tr>
-      <w:tr xmlns:w="http://schemas.openxmlformats.org/wordprocessingml/2006/main" xmlns:w14="http://schemas.microsoft.com/office/word/2010/wordml">
+      <w:tr>
         <w:trPr>
-          <w:cantSplit w:val="1"/>
-          <w:trHeight w:hRule="atLeast" w:val="360"/>
-          <w:tblHeader w:val="0"/>
+          <w:cantSplit/>
+          <w:trHeight w:val="360"/>
         </w:trPr>
         <w:tc>
           <w:tcPr>
             <w:tcW w:w="5395" w:type="dxa"/>
+            <w:tcMar>
+              <w:top w:w="115" w:type="dxa"/>
+              <w:bottom w:w="115" w:type="dxa"/>
+            </w:tcMar>
           </w:tcPr>
           <w:p>
             <w:pPr>
-              <w:spacing w:before="0" w:after="0" w:line="190" w:lineRule="auto"/>
-              <w:rPr>
-                <w:b/>
-                <w:bCs/>
-                <w:sz w:val="16"/>
-                <w:szCs w:val="16"/>
-              </w:rPr>
-            </w:pPr>
-            <w:r>
-              <w:rPr>
-                <w:b/>
-                <w:bCs/>
-                <w:sz w:val="16"/>
-                <w:szCs w:val="16"/>
+              <w:spacing w:line="190" w:lineRule="auto"/>
+              <w:rPr>
+                <w:b/>
+                <w:bCs/>
+                <w:sz w:val="22"/>
+                <w:szCs w:val="22"/>
+              </w:rPr>
+            </w:pPr>
+            <w:r>
+              <w:rPr>
+                <w:b/>
+                <w:bCs/>
+                <w:sz w:val="22"/>
+                <w:szCs w:val="22"/>
               </w:rPr>
               <w:t>Member 1 (Cunan, Christian M.)</w:t>
             </w:r>
           </w:p>
           <w:p>
             <w:pPr>
-              <w:spacing w:before="0" w:after="0" w:line="190" w:lineRule="auto"/>
               <w:numPr>
                 <w:ilvl w:val="0"/>
                 <w:numId w:val="5"/>
               </w:numPr>
+              <w:spacing w:line="190" w:lineRule="auto"/>
               <w:ind w:left="400" w:hanging="250"/>
               <w:rPr>
-                <w:sz w:val="15"/>
-                <w:szCs w:val="15"/>
-              </w:rPr>
-            </w:pPr>
-            <w:r>
-              <w:rPr>
-                <w:sz w:val="15"/>
-                <w:szCs w:val="15"/>
-              </w:rPr>
-              <w:t xml:space="preserve">Assist the new member in setting up XAMPP and the project files on his computer.</w:t>
+                <w:sz w:val="22"/>
+                <w:szCs w:val="22"/>
+              </w:rPr>
+            </w:pPr>
+            <w:r>
+              <w:rPr>
+                <w:sz w:val="22"/>
+                <w:szCs w:val="22"/>
+              </w:rPr>
+              <w:t>Assist the new member in setting up XAMPP and the project files on his computer.</w:t>
             </w:r>
           </w:p>
         </w:tc>
         <w:tc>
           <w:tcPr>
             <w:tcW w:w="5395" w:type="dxa"/>
+            <w:tcMar>
+              <w:top w:w="115" w:type="dxa"/>
+              <w:bottom w:w="115" w:type="dxa"/>
+            </w:tcMar>
           </w:tcPr>
           <w:p>
             <w:pPr>
-              <w:spacing w:before="0" w:after="0" w:line="190" w:lineRule="auto"/>
-              <w:rPr>
-                <w:b/>
-                <w:bCs/>
-                <w:sz w:val="16"/>
-                <w:szCs w:val="16"/>
-              </w:rPr>
-            </w:pPr>
-            <w:r>
-              <w:rPr>
-                <w:b/>
-                <w:bCs/>
-                <w:sz w:val="16"/>
-                <w:szCs w:val="16"/>
+              <w:spacing w:line="190" w:lineRule="auto"/>
+              <w:rPr>
+                <w:b/>
+                <w:bCs/>
+                <w:sz w:val="22"/>
+                <w:szCs w:val="22"/>
+              </w:rPr>
+            </w:pPr>
+            <w:r>
+              <w:rPr>
+                <w:b/>
+                <w:bCs/>
+                <w:sz w:val="22"/>
+                <w:szCs w:val="22"/>
               </w:rPr>
               <w:t>Member 1 (Cunan, Christian M.)</w:t>
             </w:r>
           </w:p>
           <w:p>
             <w:pPr>
-              <w:spacing w:before="0" w:after="0" w:line="190" w:lineRule="auto"/>
               <w:numPr>
                 <w:ilvl w:val="0"/>
                 <w:numId w:val="2"/>
               </w:numPr>
+              <w:spacing w:line="190" w:lineRule="auto"/>
               <w:ind w:left="400" w:hanging="250"/>
               <w:rPr>
-                <w:sz w:val="15"/>
-                <w:szCs w:val="15"/>
-              </w:rPr>
-            </w:pPr>
-            <w:r>
-              <w:rPr>
-                <w:sz w:val="15"/>
-                <w:szCs w:val="15"/>
-              </w:rPr>
-              <w:t xml:space="preserve">The local project files and development setup were prepared for the new member.</w:t>
+                <w:sz w:val="22"/>
+                <w:szCs w:val="22"/>
+              </w:rPr>
+            </w:pPr>
+            <w:r>
+              <w:rPr>
+                <w:sz w:val="22"/>
+                <w:szCs w:val="22"/>
+              </w:rPr>
+              <w:t>The local project files and development setup were prepared for the new member.</w:t>
             </w:r>
           </w:p>
         </w:tc>
       </w:tr>
-      <w:tr xmlns:w="http://schemas.openxmlformats.org/wordprocessingml/2006/main" xmlns:w14="http://schemas.microsoft.com/office/word/2010/wordml">
+      <w:tr>
         <w:trPr>
-          <w:cantSplit w:val="1"/>
-          <w:trHeight w:hRule="atLeast" w:val="360"/>
-          <w:tblHeader w:val="0"/>
+          <w:cantSplit/>
+          <w:trHeight w:val="360"/>
         </w:trPr>
         <w:tc>
           <w:tcPr>
             <w:tcW w:w="5395" w:type="dxa"/>
+            <w:tcMar>
+              <w:top w:w="115" w:type="dxa"/>
+              <w:bottom w:w="115" w:type="dxa"/>
+            </w:tcMar>
           </w:tcPr>
           <w:p>
             <w:pPr>
-              <w:spacing w:before="0" w:after="0" w:line="190" w:lineRule="auto"/>
-              <w:rPr>
-                <w:b/>
-                <w:bCs/>
-                <w:sz w:val="16"/>
-                <w:szCs w:val="16"/>
-              </w:rPr>
-            </w:pPr>
-            <w:r>
-              <w:rPr>
-                <w:b/>
-                <w:bCs/>
-                <w:sz w:val="16"/>
-                <w:szCs w:val="16"/>
+              <w:spacing w:line="190" w:lineRule="auto"/>
+              <w:rPr>
+                <w:b/>
+                <w:bCs/>
+                <w:sz w:val="22"/>
+                <w:szCs w:val="22"/>
+              </w:rPr>
+            </w:pPr>
+            <w:r>
+              <w:rPr>
+                <w:b/>
+                <w:bCs/>
+                <w:sz w:val="22"/>
+                <w:szCs w:val="22"/>
               </w:rPr>
               <w:t>Member 2 (Basco, Clark Justine T.)</w:t>
             </w:r>
           </w:p>
           <w:p>
             <w:pPr>
-              <w:spacing w:before="0" w:after="0" w:line="190" w:lineRule="auto"/>
               <w:numPr>
                 <w:ilvl w:val="0"/>
                 <w:numId w:val="5"/>
               </w:numPr>
+              <w:spacing w:line="190" w:lineRule="auto"/>
               <w:ind w:left="400" w:hanging="250"/>
               <w:rPr>
-                <w:sz w:val="15"/>
-                <w:szCs w:val="15"/>
-              </w:rPr>
-            </w:pPr>
-            <w:r>
-              <w:rPr>
-                <w:sz w:val="15"/>
-                <w:szCs w:val="15"/>
-              </w:rPr>
-              <w:t xml:space="preserve">Update the manuscript title and preliminary pages to the approved new title.</w:t>
+                <w:sz w:val="22"/>
+                <w:szCs w:val="22"/>
+              </w:rPr>
+            </w:pPr>
+            <w:r>
+              <w:rPr>
+                <w:sz w:val="22"/>
+                <w:szCs w:val="22"/>
+              </w:rPr>
+              <w:t>Update the manuscript title and preliminary pages to the approved new title.</w:t>
             </w:r>
           </w:p>
         </w:tc>
         <w:tc>
           <w:tcPr>
             <w:tcW w:w="5395" w:type="dxa"/>
+            <w:tcMar>
+              <w:top w:w="115" w:type="dxa"/>
+              <w:bottom w:w="115" w:type="dxa"/>
+            </w:tcMar>
           </w:tcPr>
           <w:p>
             <w:pPr>
-              <w:spacing w:before="0" w:after="0" w:line="190" w:lineRule="auto"/>
-              <w:rPr>
-                <w:b/>
-                <w:bCs/>
-                <w:sz w:val="16"/>
-                <w:szCs w:val="16"/>
-              </w:rPr>
-            </w:pPr>
-            <w:r>
-              <w:rPr>
-                <w:b/>
-                <w:bCs/>
-                <w:sz w:val="16"/>
-                <w:szCs w:val="16"/>
+              <w:spacing w:line="190" w:lineRule="auto"/>
+              <w:rPr>
+                <w:b/>
+                <w:bCs/>
+                <w:sz w:val="22"/>
+                <w:szCs w:val="22"/>
+              </w:rPr>
+            </w:pPr>
+            <w:r>
+              <w:rPr>
+                <w:b/>
+                <w:bCs/>
+                <w:sz w:val="22"/>
+                <w:szCs w:val="22"/>
               </w:rPr>
               <w:t>Member 2 (Basco, Clark Justine T.)</w:t>
             </w:r>
           </w:p>
           <w:p>
             <w:pPr>
-              <w:spacing w:before="0" w:after="0" w:line="190" w:lineRule="auto"/>
               <w:numPr>
                 <w:ilvl w:val="0"/>
                 <w:numId w:val="2"/>
               </w:numPr>
+              <w:spacing w:line="190" w:lineRule="auto"/>
               <w:ind w:left="400" w:hanging="250"/>
               <w:rPr>
-                <w:sz w:val="15"/>
-                <w:szCs w:val="15"/>
-              </w:rPr>
-            </w:pPr>
-            <w:r>
-              <w:rPr>
-                <w:sz w:val="15"/>
-                <w:szCs w:val="15"/>
-              </w:rPr>
-              <w:t xml:space="preserve">Updated the title page, approval sheet, and preliminary sections with the new title.</w:t>
+                <w:sz w:val="22"/>
+                <w:szCs w:val="22"/>
+              </w:rPr>
+            </w:pPr>
+            <w:r>
+              <w:rPr>
+                <w:sz w:val="22"/>
+                <w:szCs w:val="22"/>
+              </w:rPr>
+              <w:t>Updated the title page, approval sheet, and preliminary sections with the new title.</w:t>
             </w:r>
           </w:p>
         </w:tc>
       </w:tr>
-      <w:tr xmlns:w="http://schemas.openxmlformats.org/wordprocessingml/2006/main" xmlns:w14="http://schemas.microsoft.com/office/word/2010/wordml">
+      <w:tr>
         <w:trPr>
-          <w:cantSplit w:val="1"/>
-          <w:trHeight w:hRule="atLeast" w:val="360"/>
-          <w:tblHeader w:val="0"/>
+          <w:cantSplit/>
+          <w:trHeight w:val="360"/>
         </w:trPr>
         <w:tc>
           <w:tcPr>
             <w:tcW w:w="5395" w:type="dxa"/>
+            <w:tcMar>
+              <w:top w:w="115" w:type="dxa"/>
+              <w:bottom w:w="115" w:type="dxa"/>
+            </w:tcMar>
           </w:tcPr>
           <w:p>
             <w:pPr>
-              <w:spacing w:before="0" w:after="0" w:line="190" w:lineRule="auto"/>
-              <w:rPr>
-                <w:b/>
-                <w:bCs/>
-                <w:sz w:val="16"/>
-                <w:szCs w:val="16"/>
-              </w:rPr>
-            </w:pPr>
-            <w:r>
-              <w:rPr>
-                <w:b/>
-                <w:bCs/>
-                <w:sz w:val="16"/>
-                <w:szCs w:val="16"/>
-              </w:rPr>
-              <w:t>Member 3 (Dalusong, Harold P.)</w:t>
-            </w:r>
-          </w:p>
-          <w:p>
-            <w:pPr>
-              <w:spacing w:before="0" w:after="0" w:line="190" w:lineRule="auto"/>
+              <w:spacing w:line="190" w:lineRule="auto"/>
+              <w:rPr>
+                <w:b/>
+                <w:bCs/>
+                <w:sz w:val="22"/>
+                <w:szCs w:val="22"/>
+              </w:rPr>
+            </w:pPr>
+            <w:r>
+              <w:rPr>
+                <w:b/>
+                <w:bCs/>
+                <w:sz w:val="22"/>
+                <w:szCs w:val="22"/>
+              </w:rPr>
+              <w:t>Member 3 (</w:t>
+            </w:r>
+            <w:proofErr w:type="spellStart"/>
+            <w:r>
+              <w:rPr>
+                <w:b/>
+                <w:bCs/>
+                <w:sz w:val="22"/>
+                <w:szCs w:val="22"/>
+              </w:rPr>
+              <w:t>Dalusong</w:t>
+            </w:r>
+            <w:proofErr w:type="spellEnd"/>
+            <w:r>
+              <w:rPr>
+                <w:b/>
+                <w:bCs/>
+                <w:sz w:val="22"/>
+                <w:szCs w:val="22"/>
+              </w:rPr>
+              <w:t>, Harold P.)</w:t>
+            </w:r>
+          </w:p>
+          <w:p>
+            <w:pPr>
               <w:numPr>
                 <w:ilvl w:val="0"/>
                 <w:numId w:val="1"/>
               </w:numPr>
+              <w:spacing w:line="190" w:lineRule="auto"/>
               <w:ind w:left="400" w:hanging="250"/>
               <w:rPr>
-                <w:sz w:val="15"/>
-                <w:szCs w:val="15"/>
-              </w:rPr>
-            </w:pPr>
-            <w:r>
-              <w:rPr>
-                <w:sz w:val="15"/>
-                <w:szCs w:val="15"/>
-              </w:rPr>
-              <w:t xml:space="preserve">No assigned tasks</w:t>
+                <w:sz w:val="22"/>
+                <w:szCs w:val="22"/>
+              </w:rPr>
+            </w:pPr>
+            <w:r>
+              <w:rPr>
+                <w:sz w:val="22"/>
+                <w:szCs w:val="22"/>
+              </w:rPr>
+              <w:t>No assigned tasks</w:t>
             </w:r>
           </w:p>
         </w:tc>
         <w:tc>
           <w:tcPr>
             <w:tcW w:w="5395" w:type="dxa"/>
+            <w:tcMar>
+              <w:top w:w="115" w:type="dxa"/>
+              <w:bottom w:w="115" w:type="dxa"/>
+            </w:tcMar>
           </w:tcPr>
           <w:p>
             <w:pPr>
-              <w:spacing w:before="0" w:after="0" w:line="190" w:lineRule="auto"/>
-              <w:rPr>
-                <w:b/>
-                <w:bCs/>
-                <w:sz w:val="16"/>
-                <w:szCs w:val="16"/>
-              </w:rPr>
-            </w:pPr>
-            <w:r>
-              <w:rPr>
-                <w:b/>
-                <w:bCs/>
-                <w:sz w:val="16"/>
-                <w:szCs w:val="16"/>
-              </w:rPr>
-              <w:t>Member 3 (Dalusong, Harold P.)</w:t>
-            </w:r>
-          </w:p>
-          <w:p>
-            <w:pPr>
-              <w:spacing w:before="0" w:after="0" w:line="190" w:lineRule="auto"/>
+              <w:spacing w:line="190" w:lineRule="auto"/>
+              <w:rPr>
+                <w:b/>
+                <w:bCs/>
+                <w:sz w:val="22"/>
+                <w:szCs w:val="22"/>
+              </w:rPr>
+            </w:pPr>
+            <w:r>
+              <w:rPr>
+                <w:b/>
+                <w:bCs/>
+                <w:sz w:val="22"/>
+                <w:szCs w:val="22"/>
+              </w:rPr>
+              <w:t>Member 3 (</w:t>
+            </w:r>
+            <w:proofErr w:type="spellStart"/>
+            <w:r>
+              <w:rPr>
+                <w:b/>
+                <w:bCs/>
+                <w:sz w:val="22"/>
+                <w:szCs w:val="22"/>
+              </w:rPr>
+              <w:t>Dalusong</w:t>
+            </w:r>
+            <w:proofErr w:type="spellEnd"/>
+            <w:r>
+              <w:rPr>
+                <w:b/>
+                <w:bCs/>
+                <w:sz w:val="22"/>
+                <w:szCs w:val="22"/>
+              </w:rPr>
+              <w:t>, Harold P.)</w:t>
+            </w:r>
+          </w:p>
+          <w:p>
+            <w:pPr>
               <w:numPr>
                 <w:ilvl w:val="0"/>
                 <w:numId w:val="2"/>
               </w:numPr>
+              <w:spacing w:line="190" w:lineRule="auto"/>
               <w:ind w:left="400" w:hanging="250"/>
               <w:rPr>
-                <w:sz w:val="15"/>
-                <w:szCs w:val="15"/>
-              </w:rPr>
-            </w:pPr>
-            <w:r>
-              <w:rPr>
-                <w:sz w:val="15"/>
-                <w:szCs w:val="15"/>
-              </w:rPr>
-              <w:t xml:space="preserve">No assigned tasks</w:t>
+                <w:sz w:val="22"/>
+                <w:szCs w:val="22"/>
+              </w:rPr>
+            </w:pPr>
+            <w:r>
+              <w:rPr>
+                <w:sz w:val="22"/>
+                <w:szCs w:val="22"/>
+              </w:rPr>
+              <w:t>No assigned tasks</w:t>
             </w:r>
           </w:p>
         </w:tc>
       </w:tr>
-      <w:tr xmlns:w="http://schemas.openxmlformats.org/wordprocessingml/2006/main" xmlns:w14="http://schemas.microsoft.com/office/word/2010/wordml">
+      <w:tr>
         <w:trPr>
-          <w:cantSplit w:val="1"/>
-          <w:trHeight w:hRule="atLeast" w:val="360"/>
-          <w:tblHeader w:val="0"/>
+          <w:cantSplit/>
+          <w:trHeight w:val="360"/>
         </w:trPr>
         <w:tc>
           <w:tcPr>
             <w:tcW w:w="5395" w:type="dxa"/>
+            <w:tcMar>
+              <w:top w:w="115" w:type="dxa"/>
+              <w:bottom w:w="115" w:type="dxa"/>
+            </w:tcMar>
           </w:tcPr>
           <w:p>
             <w:pPr>
-              <w:spacing w:before="0" w:after="0" w:line="190" w:lineRule="auto"/>
-              <w:rPr>
-                <w:b/>
-                <w:bCs/>
-                <w:sz w:val="16"/>
-                <w:szCs w:val="16"/>
-              </w:rPr>
-            </w:pPr>
-            <w:r>
-              <w:rPr>
-                <w:b/>
-                <w:bCs/>
-                <w:sz w:val="16"/>
-                <w:szCs w:val="16"/>
+              <w:spacing w:line="190" w:lineRule="auto"/>
+              <w:rPr>
+                <w:b/>
+                <w:bCs/>
+                <w:sz w:val="22"/>
+                <w:szCs w:val="22"/>
+              </w:rPr>
+            </w:pPr>
+            <w:r>
+              <w:rPr>
+                <w:b/>
+                <w:bCs/>
+                <w:sz w:val="22"/>
+                <w:szCs w:val="22"/>
               </w:rPr>
               <w:t>Member 4 (Niguidula, Halden H.)</w:t>
             </w:r>
           </w:p>
           <w:p>
             <w:pPr>
-              <w:spacing w:before="0" w:after="0" w:line="190" w:lineRule="auto"/>
               <w:numPr>
                 <w:ilvl w:val="0"/>
                 <w:numId w:val="5"/>
               </w:numPr>
+              <w:spacing w:line="190" w:lineRule="auto"/>
               <w:ind w:left="400" w:hanging="250"/>
               <w:rPr>
-                <w:sz w:val="15"/>
-                <w:szCs w:val="15"/>
-              </w:rPr>
-            </w:pPr>
-            <w:r>
-              <w:rPr>
-                <w:sz w:val="15"/>
-                <w:szCs w:val="15"/>
-              </w:rPr>
-              <w:t xml:space="preserve">Review existing system features (Login, POS, Inventory) with the team and plan upcoming screens.</w:t>
+                <w:sz w:val="22"/>
+                <w:szCs w:val="22"/>
+              </w:rPr>
+            </w:pPr>
+            <w:r>
+              <w:rPr>
+                <w:sz w:val="22"/>
+                <w:szCs w:val="22"/>
+              </w:rPr>
+              <w:t>Review existing system features (Login, POS, Inventory) with the team and plan upcoming screens.</w:t>
             </w:r>
           </w:p>
         </w:tc>
         <w:tc>
           <w:tcPr>
             <w:tcW w:w="5395" w:type="dxa"/>
+            <w:tcMar>
+              <w:top w:w="115" w:type="dxa"/>
+              <w:bottom w:w="115" w:type="dxa"/>
+            </w:tcMar>
           </w:tcPr>
           <w:p>
             <w:pPr>
-              <w:spacing w:before="0" w:after="0" w:line="190" w:lineRule="auto"/>
-              <w:rPr>
-                <w:b/>
-                <w:bCs/>
-                <w:sz w:val="16"/>
-                <w:szCs w:val="16"/>
-              </w:rPr>
-            </w:pPr>
-            <w:r>
-              <w:rPr>
-                <w:b/>
-                <w:bCs/>
-                <w:sz w:val="16"/>
-                <w:szCs w:val="16"/>
+              <w:spacing w:line="190" w:lineRule="auto"/>
+              <w:rPr>
+                <w:b/>
+                <w:bCs/>
+                <w:sz w:val="22"/>
+                <w:szCs w:val="22"/>
+              </w:rPr>
+            </w:pPr>
+            <w:r>
+              <w:rPr>
+                <w:b/>
+                <w:bCs/>
+                <w:sz w:val="22"/>
+                <w:szCs w:val="22"/>
               </w:rPr>
               <w:t>Member 4 (Niguidula, Halden H.)</w:t>
             </w:r>
           </w:p>
           <w:p>
             <w:pPr>
-              <w:spacing w:before="0" w:after="0" w:line="190" w:lineRule="auto"/>
               <w:numPr>
                 <w:ilvl w:val="0"/>
                 <w:numId w:val="2"/>
               </w:numPr>
+              <w:spacing w:line="190" w:lineRule="auto"/>
               <w:ind w:left="400" w:hanging="250"/>
               <w:rPr>
-                <w:sz w:val="15"/>
-                <w:szCs w:val="15"/>
-              </w:rPr>
-            </w:pPr>
-            <w:r>
-              <w:rPr>
-                <w:sz w:val="15"/>
-                <w:szCs w:val="15"/>
-              </w:rPr>
-              <w:t xml:space="preserve">Guided the team through the existing system features and planned the layout for upcoming pages.</w:t>
+                <w:sz w:val="22"/>
+                <w:szCs w:val="22"/>
+              </w:rPr>
+            </w:pPr>
+            <w:r>
+              <w:rPr>
+                <w:sz w:val="22"/>
+                <w:szCs w:val="22"/>
+              </w:rPr>
+              <w:t>Guided the team through the existing system features and planned the layout for upcoming pages.</w:t>
             </w:r>
           </w:p>
         </w:tc>
       </w:tr>
-      <w:tr xmlns:w="http://schemas.openxmlformats.org/wordprocessingml/2006/main" xmlns:w14="http://schemas.microsoft.com/office/word/2010/wordml">
+      <w:tr>
         <w:trPr>
-          <w:cantSplit w:val="1"/>
-          <w:trHeight w:hRule="atLeast" w:val="360"/>
-          <w:tblHeader w:val="0"/>
+          <w:cantSplit/>
+          <w:trHeight w:val="360"/>
         </w:trPr>
         <w:tc>
           <w:tcPr>
             <w:tcW w:w="5395" w:type="dxa"/>
+            <w:tcMar>
+              <w:top w:w="115" w:type="dxa"/>
+              <w:bottom w:w="115" w:type="dxa"/>
+            </w:tcMar>
           </w:tcPr>
           <w:p>
             <w:pPr>
-              <w:spacing w:before="0" w:after="0" w:line="190" w:lineRule="auto"/>
-              <w:rPr>
-                <w:b/>
-                <w:bCs/>
-                <w:sz w:val="16"/>
-                <w:szCs w:val="16"/>
-              </w:rPr>
-            </w:pPr>
-            <w:r>
-              <w:rPr>
-                <w:b/>
-                <w:bCs/>
-                <w:sz w:val="16"/>
-                <w:szCs w:val="16"/>
+              <w:spacing w:line="190" w:lineRule="auto"/>
+              <w:rPr>
+                <w:b/>
+                <w:bCs/>
+                <w:sz w:val="22"/>
+                <w:szCs w:val="22"/>
+              </w:rPr>
+            </w:pPr>
+            <w:r>
+              <w:rPr>
+                <w:b/>
+                <w:bCs/>
+                <w:sz w:val="22"/>
+                <w:szCs w:val="22"/>
               </w:rPr>
               <w:t>Member 5 (Pineda, Adrian Jury C.)</w:t>
             </w:r>
           </w:p>
           <w:p>
             <w:pPr>
-              <w:spacing w:before="0" w:after="0" w:line="190" w:lineRule="auto"/>
               <w:numPr>
                 <w:ilvl w:val="0"/>
                 <w:numId w:val="5"/>
               </w:numPr>
+              <w:spacing w:line="190" w:lineRule="auto"/>
               <w:ind w:left="400" w:hanging="250"/>
               <w:rPr>
-                <w:sz w:val="15"/>
-                <w:szCs w:val="15"/>
-              </w:rPr>
-            </w:pPr>
-            <w:r>
-              <w:rPr>
-                <w:sz w:val="15"/>
-                <w:szCs w:val="15"/>
-              </w:rPr>
-              <w:t xml:space="preserve">List down all panel defense revisions needed for Chapters 1, 2, and 3.</w:t>
+                <w:sz w:val="22"/>
+                <w:szCs w:val="22"/>
+              </w:rPr>
+            </w:pPr>
+            <w:r>
+              <w:rPr>
+                <w:sz w:val="22"/>
+                <w:szCs w:val="22"/>
+              </w:rPr>
+              <w:t>List down all panel defense revisions needed for Chapters 1, 2, and 3.</w:t>
             </w:r>
           </w:p>
         </w:tc>
         <w:tc>
           <w:tcPr>
             <w:tcW w:w="5395" w:type="dxa"/>
+            <w:tcMar>
+              <w:top w:w="115" w:type="dxa"/>
+              <w:bottom w:w="115" w:type="dxa"/>
+            </w:tcMar>
           </w:tcPr>
           <w:p>
             <w:pPr>
-              <w:spacing w:before="0" w:after="0" w:line="190" w:lineRule="auto"/>
-              <w:rPr>
-                <w:b/>
-                <w:bCs/>
-                <w:sz w:val="16"/>
-                <w:szCs w:val="16"/>
-              </w:rPr>
-            </w:pPr>
-            <w:r>
-              <w:rPr>
-                <w:b/>
-                <w:bCs/>
-                <w:sz w:val="16"/>
-                <w:szCs w:val="16"/>
+              <w:spacing w:line="190" w:lineRule="auto"/>
+              <w:rPr>
+                <w:b/>
+                <w:bCs/>
+                <w:sz w:val="22"/>
+                <w:szCs w:val="22"/>
+              </w:rPr>
+            </w:pPr>
+            <w:r>
+              <w:rPr>
+                <w:b/>
+                <w:bCs/>
+                <w:sz w:val="22"/>
+                <w:szCs w:val="22"/>
               </w:rPr>
               <w:t>Member 5 (Pineda, Adrian Jury C.)</w:t>
             </w:r>
           </w:p>
           <w:p>
             <w:pPr>
-              <w:spacing w:before="0" w:after="0" w:line="190" w:lineRule="auto"/>
               <w:numPr>
                 <w:ilvl w:val="0"/>
                 <w:numId w:val="2"/>
               </w:numPr>
+              <w:spacing w:line="190" w:lineRule="auto"/>
               <w:ind w:left="400" w:hanging="250"/>
               <w:rPr>
-                <w:sz w:val="15"/>
-                <w:szCs w:val="15"/>
-              </w:rPr>
-            </w:pPr>
-            <w:r>
-              <w:rPr>
-                <w:sz w:val="15"/>
-                <w:szCs w:val="15"/>
-              </w:rPr>
-              <w:t xml:space="preserve">Created a checklist of revisions based on the panel's comments.</w:t>
+                <w:sz w:val="22"/>
+                <w:szCs w:val="22"/>
+              </w:rPr>
+            </w:pPr>
+            <w:r>
+              <w:rPr>
+                <w:sz w:val="22"/>
+                <w:szCs w:val="22"/>
+              </w:rPr>
+              <w:t>Created a checklist of revisions based on the panel's comments.</w:t>
             </w:r>
           </w:p>
         </w:tc>
       </w:tr>
-      <w:tr xmlns:w="http://schemas.openxmlformats.org/wordprocessingml/2006/main" xmlns:w14="http://schemas.microsoft.com/office/word/2010/wordml">
+      <w:tr>
         <w:trPr>
-          <w:cantSplit w:val="1"/>
-          <w:trHeight w:hRule="atLeast" w:val="360"/>
-          <w:tblHeader w:val="0"/>
+          <w:cantSplit/>
+          <w:trHeight w:val="360"/>
         </w:trPr>
         <w:tc>
           <w:tcPr>
             <w:tcW w:w="5395" w:type="dxa"/>
+            <w:tcMar>
+              <w:top w:w="115" w:type="dxa"/>
+              <w:bottom w:w="115" w:type="dxa"/>
+            </w:tcMar>
           </w:tcPr>
           <w:p>
             <w:pPr>
-              <w:spacing w:before="0" w:after="0" w:line="190" w:lineRule="auto"/>
-              <w:rPr>
-                <w:b/>
-                <w:bCs/>
-                <w:sz w:val="16"/>
-                <w:szCs w:val="16"/>
-              </w:rPr>
-            </w:pPr>
-            <w:r>
-              <w:rPr>
-                <w:b/>
-                <w:bCs/>
-                <w:sz w:val="16"/>
-                <w:szCs w:val="16"/>
+              <w:spacing w:line="190" w:lineRule="auto"/>
+              <w:rPr>
+                <w:b/>
+                <w:bCs/>
+                <w:sz w:val="22"/>
+                <w:szCs w:val="22"/>
+              </w:rPr>
+            </w:pPr>
+            <w:r>
+              <w:rPr>
+                <w:b/>
+                <w:bCs/>
+                <w:sz w:val="22"/>
+                <w:szCs w:val="22"/>
               </w:rPr>
               <w:t>Member 6 (Pineda, Fredrick Matthew)</w:t>
             </w:r>
           </w:p>
           <w:p>
             <w:pPr>
-              <w:spacing w:before="0" w:after="0" w:line="190" w:lineRule="auto"/>
               <w:numPr>
                 <w:ilvl w:val="0"/>
                 <w:numId w:val="5"/>
               </w:numPr>
+              <w:spacing w:line="190" w:lineRule="auto"/>
               <w:ind w:left="400" w:hanging="250"/>
               <w:rPr>
-                <w:sz w:val="15"/>
-                <w:szCs w:val="15"/>
-              </w:rPr>
-            </w:pPr>
-            <w:r>
-              <w:rPr>
-                <w:sz w:val="15"/>
-                <w:szCs w:val="15"/>
-              </w:rPr>
-              <w:t xml:space="preserve">Study the capstone manuscript and test the existing system prototype.</w:t>
+                <w:sz w:val="22"/>
+                <w:szCs w:val="22"/>
+              </w:rPr>
+            </w:pPr>
+            <w:r>
+              <w:rPr>
+                <w:sz w:val="22"/>
+                <w:szCs w:val="22"/>
+              </w:rPr>
+              <w:t>Study the capstone manuscript and test the existing system prototype.</w:t>
             </w:r>
           </w:p>
         </w:tc>
         <w:tc>
           <w:tcPr>
             <w:tcW w:w="5395" w:type="dxa"/>
+            <w:tcMar>
+              <w:top w:w="115" w:type="dxa"/>
+              <w:bottom w:w="115" w:type="dxa"/>
+            </w:tcMar>
           </w:tcPr>
           <w:p>
             <w:pPr>
-              <w:spacing w:before="0" w:after="0" w:line="190" w:lineRule="auto"/>
-              <w:rPr>
-                <w:b/>
-                <w:bCs/>
-                <w:sz w:val="16"/>
-                <w:szCs w:val="16"/>
-              </w:rPr>
-            </w:pPr>
-            <w:r>
-              <w:rPr>
-                <w:b/>
-                <w:bCs/>
-                <w:sz w:val="16"/>
-                <w:szCs w:val="16"/>
+              <w:spacing w:line="190" w:lineRule="auto"/>
+              <w:rPr>
+                <w:b/>
+                <w:bCs/>
+                <w:sz w:val="22"/>
+                <w:szCs w:val="22"/>
+              </w:rPr>
+            </w:pPr>
+            <w:r>
+              <w:rPr>
+                <w:b/>
+                <w:bCs/>
+                <w:sz w:val="22"/>
+                <w:szCs w:val="22"/>
               </w:rPr>
               <w:t>Member 6 (Pineda, Fredrick Matthew)</w:t>
             </w:r>
           </w:p>
           <w:p>
             <w:pPr>
-              <w:spacing w:before="0" w:after="0" w:line="190" w:lineRule="auto"/>
               <w:numPr>
                 <w:ilvl w:val="0"/>
                 <w:numId w:val="2"/>
               </w:numPr>
+              <w:spacing w:line="190" w:lineRule="auto"/>
               <w:ind w:left="400" w:hanging="250"/>
               <w:rPr>
-                <w:sz w:val="15"/>
-                <w:szCs w:val="15"/>
-              </w:rPr>
-            </w:pPr>
-            <w:r>
-              <w:rPr>
-                <w:sz w:val="15"/>
-                <w:szCs w:val="15"/>
-              </w:rPr>
-              <w:t xml:space="preserve">Read the project paper and familiarized himself with how the system works.</w:t>
+                <w:sz w:val="22"/>
+                <w:szCs w:val="22"/>
+              </w:rPr>
+            </w:pPr>
+            <w:r>
+              <w:rPr>
+                <w:sz w:val="22"/>
+                <w:szCs w:val="22"/>
+              </w:rPr>
+              <w:t xml:space="preserve">Read the project paper and </w:t>
+            </w:r>
+            <w:proofErr w:type="gramStart"/>
+            <w:r>
+              <w:rPr>
+                <w:sz w:val="22"/>
+                <w:szCs w:val="22"/>
+              </w:rPr>
+              <w:t>familiarized</w:t>
+            </w:r>
+            <w:proofErr w:type="gramEnd"/>
+            <w:r>
+              <w:rPr>
+                <w:sz w:val="22"/>
+                <w:szCs w:val="22"/>
+              </w:rPr>
+              <w:t xml:space="preserve"> himself with how the system works.</w:t>
             </w:r>
           </w:p>
         </w:tc>
@@ -918,29 +1044,29 @@
     </w:tbl>
     <w:p>
       <w:pPr>
+        <w:spacing w:after="20" w:line="30" w:lineRule="exact"/>
         <w:rPr>
           <w:b/>
           <w:bCs/>
         </w:rPr>
-        <w:spacing w:before="0" w:after="20" w:line="30" w:lineRule="exact"/>
       </w:pPr>
     </w:p>
     <w:p>
       <w:pPr>
+        <w:spacing w:after="20" w:line="30" w:lineRule="exact"/>
         <w:rPr>
           <w:b/>
           <w:bCs/>
         </w:rPr>
-        <w:spacing w:before="0" w:after="20" w:line="30" w:lineRule="exact"/>
       </w:pPr>
     </w:p>
     <w:p>
       <w:pPr>
+        <w:spacing w:after="20" w:line="30" w:lineRule="exact"/>
         <w:rPr>
           <w:b/>
           <w:bCs/>
         </w:rPr>
-        <w:spacing w:before="0" w:after="20" w:line="30" w:lineRule="exact"/>
       </w:pPr>
     </w:p>
     <w:tbl>
@@ -1077,7 +1203,21 @@
                     <w:rPr>
                       <w:sz w:val="16"/>
                     </w:rPr>
-                    <w:t xml:space="preserve">Harold P. Dalusung </w:t>
+                    <w:t xml:space="preserve">Harold P. </w:t>
+                  </w:r>
+                  <w:proofErr w:type="spellStart"/>
+                  <w:r>
+                    <w:rPr>
+                      <w:sz w:val="16"/>
+                    </w:rPr>
+                    <w:t>Dalusung</w:t>
+                  </w:r>
+                  <w:proofErr w:type="spellEnd"/>
+                  <w:r>
+                    <w:rPr>
+                      <w:sz w:val="16"/>
+                    </w:rPr>
+                    <w:t xml:space="preserve"> </w:t>
                   </w:r>
                 </w:p>
               </w:tc>
@@ -1120,9 +1260,9 @@
                 </w:p>
               </w:tc>
             </w:tr>
-            <w:tr xmlns:w="http://schemas.openxmlformats.org/wordprocessingml/2006/main" xmlns:w14="http://schemas.microsoft.com/office/word/2010/wordml">
+            <w:tr>
               <w:trPr>
-                <w:cantSplit w:val="1"/>
+                <w:cantSplit/>
                 <w:trHeight w:val="240"/>
                 <w:jc w:val="center"/>
               </w:trPr>
@@ -1132,8 +1272,7 @@
                 </w:tcPr>
                 <w:p>
                   <w:pPr>
-                    <w:spacing w:before="0" w:after="0" w:line="180" w:lineRule="auto"/>
-                    <w:jc w:val="center"/>
+                    <w:spacing w:line="180" w:lineRule="auto"/>
                   </w:pPr>
                   <w:r>
                     <w:rPr>
@@ -1194,8 +1333,17 @@
                 <w:b/>
                 <w:bCs/>
               </w:rPr>
-              <w:t xml:space="preserve">                          Mark Gil Q. Superio</w:t>
-            </w:r>
+              <w:t xml:space="preserve">                          Mark Gil Q. </w:t>
+            </w:r>
+            <w:proofErr w:type="spellStart"/>
+            <w:r>
+              <w:rPr>
+                <w:b/>
+                <w:bCs/>
+              </w:rPr>
+              <w:t>Superio</w:t>
+            </w:r>
+            <w:proofErr w:type="spellEnd"/>
           </w:p>
           <w:p>
             <w:pPr>
@@ -1254,7 +1402,7 @@
                     </wp:anchor>
                   </w:drawing>
                 </mc:Choice>
-                <mc:Fallback xmlns:cr="http://schemas.microsoft.com/office/comments/2020/reactions" xmlns="http://schemas.microsoft.com/office/tasks/2019/documenttasks" xmlns:dgm="http://schemas.openxmlformats.org/drawingml/2006/diagram" xmlns:lc="http://schemas.openxmlformats.org/drawingml/2006/lockedCanvas" xmlns:c="http://schemas.openxmlformats.org/drawingml/2006/chart" xmlns:pic="http://schemas.openxmlformats.org/drawingml/2006/picture" xmlns:a="http://schemas.openxmlformats.org/drawingml/2006/main" xmlns:sl="http://schemas.openxmlformats.org/schemaLibrary/2006/main">
+                <mc:Fallback xmlns:sl="http://schemas.openxmlformats.org/schemaLibrary/2006/main" xmlns:a="http://schemas.openxmlformats.org/drawingml/2006/main" xmlns:pic="http://schemas.openxmlformats.org/drawingml/2006/picture" xmlns:c="http://schemas.openxmlformats.org/drawingml/2006/chart" xmlns:lc="http://schemas.openxmlformats.org/drawingml/2006/lockedCanvas" xmlns:dgm="http://schemas.openxmlformats.org/drawingml/2006/diagram" xmlns="http://schemas.microsoft.com/office/tasks/2019/documenttasks" xmlns:cr="http://schemas.microsoft.com/office/comments/2020/reactions">
                   <w:drawing>
                     <wp:anchor allowOverlap="1" behindDoc="0" distB="0" distT="0" distL="114300" distR="114300" hidden="0" layoutInCell="1" locked="0" relativeHeight="0" simplePos="0">
                       <wp:simplePos x="0" y="0"/>
@@ -1371,11 +1519,11 @@
     </w:tbl>
     <w:p>
       <w:pPr>
+        <w:spacing w:after="20" w:line="30" w:lineRule="exact"/>
         <w:rPr>
           <w:b/>
           <w:bCs/>
         </w:rPr>
-        <w:spacing w:before="0" w:after="20" w:line="30" w:lineRule="exact"/>
       </w:pPr>
     </w:p>
     <w:sectPr>
@@ -1468,7 +1616,27 @@
         <w:sz w:val="16"/>
         <w:szCs w:val="16"/>
       </w:rPr>
-      <w:t>May 20, 2023 Rev. 01</w:t>
+      <w:t xml:space="preserve">May 20, </w:t>
+    </w:r>
+    <w:proofErr w:type="gramStart"/>
+    <w:r>
+      <w:rPr>
+        <w:rFonts w:ascii="Arial" w:eastAsia="Arial" w:hAnsi="Arial" w:cs="Arial"/>
+        <w:color w:val="000000"/>
+        <w:sz w:val="16"/>
+        <w:szCs w:val="16"/>
+      </w:rPr>
+      <w:t>2023</w:t>
+    </w:r>
+    <w:proofErr w:type="gramEnd"/>
+    <w:r>
+      <w:rPr>
+        <w:rFonts w:ascii="Arial" w:eastAsia="Arial" w:hAnsi="Arial" w:cs="Arial"/>
+        <w:color w:val="000000"/>
+        <w:sz w:val="16"/>
+        <w:szCs w:val="16"/>
+      </w:rPr>
+      <w:t xml:space="preserve"> Rev. 01</w:t>
     </w:r>
   </w:p>
   <w:p>
@@ -1611,7 +1779,7 @@
             </wp:anchor>
           </w:drawing>
         </mc:Choice>
-        <mc:Fallback xmlns:cr="http://schemas.microsoft.com/office/comments/2020/reactions" xmlns="http://schemas.microsoft.com/office/tasks/2019/documenttasks" xmlns:dgm="http://schemas.openxmlformats.org/drawingml/2006/diagram" xmlns:lc="http://schemas.openxmlformats.org/drawingml/2006/lockedCanvas" xmlns:c="http://schemas.openxmlformats.org/drawingml/2006/chart" xmlns:pic="http://schemas.openxmlformats.org/drawingml/2006/picture" xmlns:a="http://schemas.openxmlformats.org/drawingml/2006/main" xmlns:sl="http://schemas.openxmlformats.org/schemaLibrary/2006/main">
+        <mc:Fallback xmlns:sl="http://schemas.openxmlformats.org/schemaLibrary/2006/main" xmlns:a="http://schemas.openxmlformats.org/drawingml/2006/main" xmlns:pic="http://schemas.openxmlformats.org/drawingml/2006/picture" xmlns:c="http://schemas.openxmlformats.org/drawingml/2006/chart" xmlns:lc="http://schemas.openxmlformats.org/drawingml/2006/lockedCanvas" xmlns:dgm="http://schemas.openxmlformats.org/drawingml/2006/diagram" xmlns="http://schemas.microsoft.com/office/tasks/2019/documenttasks" xmlns:cr="http://schemas.microsoft.com/office/comments/2020/reactions">
           <w:drawing>
             <wp:anchor allowOverlap="1" behindDoc="0" distB="0" distT="0" distL="114300" distR="114300" hidden="0" layoutInCell="1" locked="0" relativeHeight="0" simplePos="0">
               <wp:simplePos x="0" y="0"/>
@@ -1705,7 +1873,7 @@
             </wp:anchor>
           </w:drawing>
         </mc:Choice>
-        <mc:Fallback xmlns:cr="http://schemas.microsoft.com/office/comments/2020/reactions" xmlns="http://schemas.microsoft.com/office/tasks/2019/documenttasks" xmlns:dgm="http://schemas.openxmlformats.org/drawingml/2006/diagram" xmlns:lc="http://schemas.openxmlformats.org/drawingml/2006/lockedCanvas" xmlns:c="http://schemas.openxmlformats.org/drawingml/2006/chart" xmlns:pic="http://schemas.openxmlformats.org/drawingml/2006/picture" xmlns:a="http://schemas.openxmlformats.org/drawingml/2006/main" xmlns:sl="http://schemas.openxmlformats.org/schemaLibrary/2006/main">
+        <mc:Fallback xmlns:sl="http://schemas.openxmlformats.org/schemaLibrary/2006/main" xmlns:a="http://schemas.openxmlformats.org/drawingml/2006/main" xmlns:pic="http://schemas.openxmlformats.org/drawingml/2006/picture" xmlns:c="http://schemas.openxmlformats.org/drawingml/2006/chart" xmlns:lc="http://schemas.openxmlformats.org/drawingml/2006/lockedCanvas" xmlns:dgm="http://schemas.openxmlformats.org/drawingml/2006/diagram" xmlns="http://schemas.microsoft.com/office/tasks/2019/documenttasks" xmlns:cr="http://schemas.microsoft.com/office/comments/2020/reactions">
           <w:drawing>
             <wp:anchor allowOverlap="1" behindDoc="0" distB="0" distT="0" distL="114300" distR="114300" hidden="0" layoutInCell="1" locked="0" relativeHeight="0" simplePos="0">
               <wp:simplePos x="0" y="0"/>
@@ -1799,7 +1967,7 @@
             </wp:anchor>
           </w:drawing>
         </mc:Choice>
-        <mc:Fallback xmlns:cr="http://schemas.microsoft.com/office/comments/2020/reactions" xmlns="http://schemas.microsoft.com/office/tasks/2019/documenttasks" xmlns:dgm="http://schemas.openxmlformats.org/drawingml/2006/diagram" xmlns:lc="http://schemas.openxmlformats.org/drawingml/2006/lockedCanvas" xmlns:c="http://schemas.openxmlformats.org/drawingml/2006/chart" xmlns:pic="http://schemas.openxmlformats.org/drawingml/2006/picture" xmlns:a="http://schemas.openxmlformats.org/drawingml/2006/main" xmlns:sl="http://schemas.openxmlformats.org/schemaLibrary/2006/main">
+        <mc:Fallback xmlns:sl="http://schemas.openxmlformats.org/schemaLibrary/2006/main" xmlns:a="http://schemas.openxmlformats.org/drawingml/2006/main" xmlns:pic="http://schemas.openxmlformats.org/drawingml/2006/picture" xmlns:c="http://schemas.openxmlformats.org/drawingml/2006/chart" xmlns:lc="http://schemas.openxmlformats.org/drawingml/2006/lockedCanvas" xmlns:dgm="http://schemas.openxmlformats.org/drawingml/2006/diagram" xmlns="http://schemas.microsoft.com/office/tasks/2019/documenttasks" xmlns:cr="http://schemas.microsoft.com/office/comments/2020/reactions">
           <w:drawing>
             <wp:anchor allowOverlap="1" behindDoc="0" distB="0" distT="0" distL="114300" distR="114300" hidden="0" layoutInCell="1" locked="0" relativeHeight="0" simplePos="0">
               <wp:simplePos x="0" y="0"/>
@@ -1893,7 +2061,7 @@
             </wp:anchor>
           </w:drawing>
         </mc:Choice>
-        <mc:Fallback xmlns:cr="http://schemas.microsoft.com/office/comments/2020/reactions" xmlns="http://schemas.microsoft.com/office/tasks/2019/documenttasks" xmlns:dgm="http://schemas.openxmlformats.org/drawingml/2006/diagram" xmlns:lc="http://schemas.openxmlformats.org/drawingml/2006/lockedCanvas" xmlns:c="http://schemas.openxmlformats.org/drawingml/2006/chart" xmlns:pic="http://schemas.openxmlformats.org/drawingml/2006/picture" xmlns:a="http://schemas.openxmlformats.org/drawingml/2006/main" xmlns:sl="http://schemas.openxmlformats.org/schemaLibrary/2006/main">
+        <mc:Fallback xmlns:sl="http://schemas.openxmlformats.org/schemaLibrary/2006/main" xmlns:a="http://schemas.openxmlformats.org/drawingml/2006/main" xmlns:pic="http://schemas.openxmlformats.org/drawingml/2006/picture" xmlns:c="http://schemas.openxmlformats.org/drawingml/2006/chart" xmlns:lc="http://schemas.openxmlformats.org/drawingml/2006/lockedCanvas" xmlns:dgm="http://schemas.openxmlformats.org/drawingml/2006/diagram" xmlns="http://schemas.microsoft.com/office/tasks/2019/documenttasks" xmlns:cr="http://schemas.microsoft.com/office/comments/2020/reactions">
           <w:drawing>
             <wp:anchor allowOverlap="1" behindDoc="0" distB="0" distT="0" distL="114300" distR="114300" hidden="0" layoutInCell="1" locked="0" relativeHeight="0" simplePos="0">
               <wp:simplePos x="0" y="0"/>
